--- a/landing-page/program-detail/rushford-business-school/bba/05-bba-in-management-information-systems.docx
+++ b/landing-page/program-detail/rushford-business-school/bba/05-bba-in-management-information-systems.docx
@@ -65,7 +65,7 @@
         <w:rPr>
           <w:sz w:val="22"/>
         </w:rPr>
-        <w:t>Build the business, technology, and analytical skills that connect people, processes, data, and digital systems in modern organisations. Rushford Business School's BBA in MIS runs twenty to twenty-four months, fully online.</w:t>
+        <w:t>Build the business, technology, and analytical skills that connect people, processes, data, and digital systems in modern organizations. Rushford Business School's BBA in MIS runs 20 to 24 months, fully online.</w:t>
       </w:r>
     </w:p>
     <w:p>
@@ -113,7 +113,7 @@
         <w:pStyle w:val="ListBullet"/>
       </w:pPr>
       <w:r>
-        <w:t>Career-focused programme</w:t>
+        <w:t>Career-focused program</w:t>
       </w:r>
     </w:p>
     <w:p>
@@ -137,7 +137,7 @@
         <w:pStyle w:val="Heading2"/>
       </w:pPr>
       <w:r>
-        <w:t>Programme at a Glance</w:t>
+        <w:t>Program At A Glance</w:t>
       </w:r>
     </w:p>
     <w:tbl>
@@ -220,7 +220,7 @@
                 <w:b/>
                 <w:sz w:val="20"/>
               </w:rPr>
-              <w:t>Specialisation</w:t>
+              <w:t>Specialization</w:t>
             </w:r>
           </w:p>
         </w:tc>
@@ -334,7 +334,7 @@
         <w:t xml:space="preserve">Note: </w:t>
       </w:r>
       <w:r>
-        <w:t>Programme duration and entry pathway may vary depending on your previous academic qualifications, professional background, and approved credit-transfer or progression pathway. Admissions confirms all of it in writing, including the fee structure, before any payment.</w:t>
+        <w:t>Program duration and entry pathway may vary depending on your previous academic qualifications, professional background, and approved credit-transfer or progression pathway. Admissions confirms all of it in writing, including the fee structure, before any payment.</w:t>
       </w:r>
     </w:p>
     <w:p>
@@ -342,17 +342,17 @@
         <w:pStyle w:val="Heading2"/>
       </w:pPr>
       <w:r>
-        <w:t>Programme Overview</w:t>
+        <w:t>Program Overview</w:t>
       </w:r>
     </w:p>
     <w:p>
       <w:r>
-        <w:t>Technology has transformed the way organisations operate, communicate, and make decisions, and today's businesses increasingly need professionals who understand both business management and technology. The BBA in Management Information Systems is designed to develop exactly that combination: essential business management knowledge with specialised study in information systems, digital transformation, business analytics, decision-support systems, and database management.</w:t>
+        <w:t>Technology has transformed the way organizations operate, communicate, and make decisions, and today's businesses increasingly need professionals who understand both business management and technology. The BBA in Management Information Systems is designed to develop exactly that combination: essential business management knowledge with specialised study in information systems, digital transformation, business analytics, decision-support systems, and database management.</w:t>
       </w:r>
     </w:p>
     <w:p>
       <w:r>
-        <w:t>Students build a strong foundation across management, leadership, finance, business operations, organisational development, and strategic decision-making, while learning how organisations use technology and information to improve efficiency, support management decisions, and create competitive advantage. One clarification worth making: this is a management degree with a technology spine, not a computer science degree. It suits aspiring business analysts, working IT professionals who want the business side, and operations people moving toward systems and analytics roles.</w:t>
+        <w:t>Students build a strong foundation across management, leadership, finance, business operations, organisational development, and strategic decision-making, while learning how organizations use technology and information to improve efficiency, support management decisions, and create competitive advantage. One clarification worth making: this is a management degree with a technology spine, not a computer science degree. It suits aspiring business analysts, working IT professionals who want the business side, and operations people moving toward systems and analytics roles.</w:t>
       </w:r>
     </w:p>
     <w:p>
@@ -360,7 +360,7 @@
         <w:pStyle w:val="Heading2"/>
       </w:pPr>
       <w:r>
-        <w:t>Why Choose This Programme</w:t>
+        <w:t>Why Choose This Program</w:t>
       </w:r>
     </w:p>
     <w:p>
@@ -473,7 +473,7 @@
         <w:pStyle w:val="ListNumber"/>
       </w:pPr>
       <w:r>
-        <w:t>Explain how information systems support organisations and business strategy</w:t>
+        <w:t>Explain how information systems support organizations and business strategy</w:t>
       </w:r>
     </w:p>
     <w:p>
@@ -710,7 +710,7 @@
     </w:p>
     <w:p>
       <w:r>
-        <w:t>Roles come from the programme's official career outcomes. Exact opportunities depend on experience, technical capabilities, location, and employer requirements.</w:t>
+        <w:t>Roles come from the program's official career outcomes. Exact opportunities depend on experience, technical capabilities, location, and employer requirements.</w:t>
       </w:r>
     </w:p>
     <w:p>
@@ -718,7 +718,7 @@
         <w:pStyle w:val="Heading2"/>
       </w:pPr>
       <w:r>
-        <w:t>Programme Structure</w:t>
+        <w:t>Program Structure</w:t>
       </w:r>
     </w:p>
     <w:p>
@@ -884,7 +884,7 @@
         <w:spacing w:before="200"/>
       </w:pPr>
       <w:r>
-        <w:t>Programme focus areas</w:t>
+        <w:t>Program focus areas</w:t>
       </w:r>
     </w:p>
     <w:p>
@@ -938,7 +938,7 @@
               <w:rPr>
                 <w:sz w:val="20"/>
               </w:rPr>
-              <w:t>Guidance throughout your programme to understand academic requirements and maintain progress</w:t>
+              <w:t>Guidance throughout your program to understand academic requirements and maintain progress</w:t>
             </w:r>
           </w:p>
         </w:tc>
@@ -996,7 +996,7 @@
               <w:rPr>
                 <w:sz w:val="20"/>
               </w:rPr>
-              <w:t>Ongoing support from enrolment through programme completion</w:t>
+              <w:t>Ongoing support from enrollment through program completion</w:t>
             </w:r>
           </w:p>
         </w:tc>
@@ -1159,7 +1159,7 @@
     </w:p>
     <w:p>
       <w:r>
-        <w:t>Organisations keep investing in digitalisation, data, automation, and technology-enabled processes, and the people they struggle to hire are the ones who understand both sides.</w:t>
+        <w:t>Organizations keep investing in digitalisation, data, automation, and technology-enabled processes, and the people they struggle to hire are the ones who understand both sides.</w:t>
       </w:r>
     </w:p>
     <w:p>
@@ -1218,7 +1218,7 @@
                 <w:b/>
                 <w:sz w:val="20"/>
               </w:rPr>
-              <w:t>Programme Fees</w:t>
+              <w:t>Program Fees</w:t>
             </w:r>
           </w:p>
         </w:tc>
@@ -1289,7 +1289,7 @@
               <w:rPr>
                 <w:sz w:val="20"/>
               </w:rPr>
-              <w:t>Registration fee, initial payment, and monthly instalments itemised in the full structure</w:t>
+              <w:t>Registration fee, initial payment, and monthly installments itemised in the full structure</w:t>
             </w:r>
           </w:p>
         </w:tc>
